--- a/src/OpenXmlHtml.Tests/WordClickableImageTests.ExternalLinkCreatesHyperlink.DotNet.verified.docx
+++ b/src/OpenXmlHtml.Tests/WordClickableImageTests.ExternalLinkCreatesHyperlink.DotNet.verified.docx
@@ -9,8 +9,8 @@
       <w:hyperlink xmlns:r="http://schemas.openxmlformats.org/officeDocument/2006/relationships" r:id="DeterministicId1">
         <w:r>
           <w:rPr>
+            <w:color w:val="0563C1"/>
             <w:u w:val="single"/>
-            <w:color w:val="0563C1"/>
           </w:rPr>
           <w:t xml:space="preserve">here</w:t>
         </w:r>
